--- a/docs/en/download/3-the-system-against-the-individual.docx
+++ b/docs/en/download/3-the-system-against-the-individual.docx
@@ -26,331 +26,16 @@
     </w:p>
     <w:p>
       <w:pPr>
-        <w:pStyle w:val="Heading1"/>
-        <w:rPr/>
-      </w:pPr>
-      <w:r>
-        <w:rPr/>
-        <w:t xml:space="preserve">Foreword</w:t>
-      </w:r>
-    </w:p>
-    <w:p>
-      <w:pPr>
-        <w:pStyle w:val="normal1"/>
-        <w:spacing w:before="0" w:after="160"/>
-        <w:rPr/>
-      </w:pPr>
-      <w:r>
-        <w:rPr/>
-        <w:t xml:space="preserve">The contemporary world can be described through economic, demographic, environmental, technological and political data. We can measure growth, productivity, debt, poverty, concentration of wealth, consumption of resources, demographic change, trust in institutions and climate transformation.</w:t>
-      </w:r>
-    </w:p>
-    <w:p>
-      <w:pPr>
-        <w:pStyle w:val="normal1"/>
-        <w:spacing w:before="0" w:after="160"/>
-        <w:rPr/>
-      </w:pPr>
-      <w:r>
-        <w:rPr/>
-        <w:t xml:space="preserve">But an exclusively systemic reading risks losing sight of the subject who lives inside these processes: the individual.</w:t>
-      </w:r>
-    </w:p>
-    <w:p>
-      <w:pPr>
-        <w:pStyle w:val="normal1"/>
-        <w:spacing w:before="0" w:after="160"/>
-        <w:rPr/>
-      </w:pPr>
-      <w:r>
-        <w:rPr/>
-        <w:t xml:space="preserve">A person does not experience GDP, productivity or market capitalisation. A person experiences the possibility of working, having a home, receiving care, studying, having relationships, forming a family, saving, having time and imagining a future.</w:t>
-      </w:r>
-    </w:p>
-    <w:p>
-      <w:pPr>
-        <w:pStyle w:val="normal1"/>
-        <w:spacing w:before="0" w:after="160"/>
-        <w:rPr/>
-      </w:pPr>
-      <w:r>
-        <w:rPr/>
-        <w:t xml:space="preserve">The central question therefore becomes the relationship between what the system produces and what it concretely allows people to live.</w:t>
-      </w:r>
-    </w:p>
-    <w:p>
-      <w:pPr>
-        <w:pStyle w:val="normal1"/>
-        <w:spacing w:before="0" w:after="160"/>
-        <w:rPr/>
-      </w:pPr>
-      <w:r>
-        <w:rPr/>
-        <w:t xml:space="preserve">My interpretation starts from here: the problem of the present is not necessarily that the system produces too little. It could be, on the contrary, that it produces enormously without proportionately transforming this wealth into security, freedom, time, opportunity and capacity to choose for the individual.</w:t>
-      </w:r>
-    </w:p>
-    <w:p>
-      <w:pPr>
-        <w:pStyle w:val="normal1"/>
-        <w:spacing w:before="0" w:after="160"/>
-        <w:rPr/>
-      </w:pPr>
-      <w:r>
-        <w:rPr/>
-        <w:t xml:space="preserve">The crisis of capitalism can then be read not as its imminent disappearance, but as a progressive loss of coherence between production, distribution, power, responsibility and legitimacy.</w:t>
-      </w:r>
-    </w:p>
-    <w:p>
-      <w:pPr>
-        <w:pStyle w:val="Heading1"/>
-        <w:rPr/>
-      </w:pPr>
-      <w:r>
-        <w:rPr/>
-        <w:t xml:space="preserve">I. The individual inside the system</w:t>
-      </w:r>
-    </w:p>
-    <w:p>
-      <w:pPr>
-        <w:pStyle w:val="Heading2"/>
-        <w:rPr/>
-      </w:pPr>
-      <w:r>
-        <w:rPr/>
-        <w:t xml:space="preserve">1. The system seen from below</w:t>
-      </w:r>
-    </w:p>
-    <w:p>
-      <w:pPr>
         <w:pStyle w:val="normal1"/>
         <w:keepNext w:val="true"/>
         <w:spacing w:before="0" w:after="160"/>
         <w:rPr/>
       </w:pPr>
       <w:r>
-        <w:rPr/>
-        <w:t xml:space="preserve">From the individual’s point of view, the economy can be reduced to a concrete chain:</w:t>
-      </w:r>
-    </w:p>
-    <w:p>
-      <w:pPr>
-        <w:pStyle w:val="normal1"/>
-        <w:spacing w:before="0" w:after="160"/>
-        <w:ind w:start="567"/>
-        <w:rPr/>
-      </w:pPr>
-      <w:r>
-        <w:rPr/>
-        <w:t xml:space="preserve">time → work → income → home → consumption → savings → health → relationships → security → future.</w:t>
-      </w:r>
-    </w:p>
-    <w:p>
-      <w:pPr>
-        <w:pStyle w:val="normal1"/>
-        <w:spacing w:before="0" w:after="160"/>
-        <w:rPr/>
-      </w:pPr>
-      <w:r>
-        <w:rPr/>
-        <w:t xml:space="preserve">It is through this chain that the great economic phenomena are perceived.</w:t>
-      </w:r>
-    </w:p>
-    <w:p>
-      <w:pPr>
-        <w:pStyle w:val="normal1"/>
-        <w:spacing w:before="0" w:after="160"/>
-        <w:rPr/>
-      </w:pPr>
-      <w:r>
-        <w:rPr/>
-        <w:t xml:space="preserve">Growth becomes the cost of housing.</w:t>
-      </w:r>
-    </w:p>
-    <w:p>
-      <w:pPr>
-        <w:pStyle w:val="normal1"/>
-        <w:spacing w:before="0" w:after="160"/>
-        <w:rPr/>
-      </w:pPr>
-      <w:r>
-        <w:rPr/>
-        <w:t xml:space="preserve">Monetary policy becomes the cost of credit.</w:t>
-      </w:r>
-    </w:p>
-    <w:p>
-      <w:pPr>
-        <w:pStyle w:val="normal1"/>
-        <w:spacing w:before="0" w:after="160"/>
-        <w:rPr/>
-      </w:pPr>
-      <w:r>
-        <w:rPr/>
-        <w:t xml:space="preserve">Demographic transformation becomes caring for one’s parents or the difficulty of having children.</w:t>
-      </w:r>
-    </w:p>
-    <w:p>
-      <w:pPr>
-        <w:pStyle w:val="normal1"/>
-        <w:spacing w:before="0" w:after="160"/>
-        <w:rPr/>
-      </w:pPr>
-      <w:r>
-        <w:rPr/>
-        <w:t xml:space="preserve">The energy crisis becomes the cost of energy.</w:t>
-      </w:r>
-    </w:p>
-    <w:p>
-      <w:pPr>
-        <w:pStyle w:val="normal1"/>
-        <w:spacing w:before="0" w:after="160"/>
-        <w:rPr/>
-      </w:pPr>
-      <w:r>
-        <w:rPr/>
-        <w:t xml:space="preserve">Climate change becomes the cost of food, of insurance or of the safety of the territory.</w:t>
-      </w:r>
-    </w:p>
-    <w:p>
-      <w:pPr>
-        <w:pStyle w:val="normal1"/>
-        <w:spacing w:before="0" w:after="160"/>
-        <w:rPr/>
-      </w:pPr>
-      <w:r>
-        <w:rPr/>
-        <w:t xml:space="preserve">This is why a society can be richer overall and, at the same time, leave many individuals with a growing difficulty in building autonomy.</w:t>
-      </w:r>
-    </w:p>
-    <w:p>
-      <w:pPr>
-        <w:pStyle w:val="normal1"/>
-        <w:spacing w:before="0" w:after="160"/>
-        <w:rPr/>
-      </w:pPr>
-      <w:r>
-        <w:rPr/>
-        <w:t xml:space="preserve">It does not necessarily mean that the general material condition is worse than in the past. It means that aggregate growth does not automatically guarantee a proportional growth in individual possibilities.</w:t>
-      </w:r>
-    </w:p>
-    <w:p>
-      <w:pPr>
-        <w:pStyle w:val="Heading2"/>
-        <w:rPr/>
-      </w:pPr>
-      <w:r>
-        <w:rPr/>
-        <w:t xml:space="preserve">2. The promise</w:t>
-      </w:r>
-    </w:p>
-    <w:p>
-      <w:pPr>
-        <w:pStyle w:val="normal1"/>
-        <w:spacing w:before="0" w:after="160"/>
-        <w:rPr/>
-      </w:pPr>
-      <w:r>
-        <w:rPr/>
-        <w:t xml:space="preserve">Modern capitalism has built part of its legitimacy around an implicit promise: those who work, educate themselves, save and take on responsibility should be able to improve their condition progressively.</w:t>
-      </w:r>
-    </w:p>
-    <w:p>
-      <w:pPr>
-        <w:pStyle w:val="normal1"/>
-        <w:spacing w:before="0" w:after="160"/>
-        <w:rPr/>
-      </w:pPr>
-      <w:r>
-        <w:rPr/>
-        <w:t xml:space="preserve">But when the relationship between effort and result becomes less and less predictable, the question no longer concerns poverty alone.</w:t>
-      </w:r>
-    </w:p>
-    <w:p>
-      <w:pPr>
-        <w:pStyle w:val="normal1"/>
-        <w:spacing w:before="0" w:after="160"/>
-        <w:rPr/>
-      </w:pPr>
-      <w:r>
-        <w:rPr/>
-        <w:t xml:space="preserve">It concerns the perception of a fracture between what is asked of the individual and what the system gives back.</w:t>
-      </w:r>
-    </w:p>
-    <w:p>
-      <w:pPr>
-        <w:pStyle w:val="normal1"/>
-        <w:spacing w:before="0" w:after="160"/>
-        <w:rPr/>
-      </w:pPr>
-      <w:r>
-        <w:rPr/>
-        <w:t xml:space="preserve">A person can do what the system asks and still discover that home, security, family, health or time depend on conditions over which that person has limited control.</w:t>
-      </w:r>
-    </w:p>
-    <w:p>
-      <w:pPr>
-        <w:pStyle w:val="normal1"/>
-        <w:keepNext w:val="true"/>
-        <w:spacing w:before="0" w:after="160"/>
-        <w:rPr/>
-      </w:pPr>
-      <w:r>
-        <w:rPr/>
-        <w:t xml:space="preserve">Thus the first contradiction arises:</w:t>
-      </w:r>
-    </w:p>
-    <w:p>
-      <w:pPr>
-        <w:pStyle w:val="normal1"/>
-        <w:spacing w:before="0" w:after="160"/>
-        <w:ind w:start="567"/>
-        <w:rPr/>
-      </w:pPr>
-      <w:r>
-        <w:rPr/>
-        <w:t xml:space="preserve">one can be responsible for one’s own choices without really being master of the conditions within which those choices produce their effects.</w:t>
-      </w:r>
-    </w:p>
-    <w:p>
-      <w:pPr>
-        <w:pStyle w:val="Heading1"/>
-        <w:rPr/>
-      </w:pPr>
-      <w:r>
-        <w:rPr/>
-        <w:t xml:space="preserve">II. The broken promise</w:t>
-      </w:r>
-    </w:p>
-    <w:p>
-      <w:pPr>
-        <w:pStyle w:val="Heading2"/>
-        <w:rPr/>
-      </w:pPr>
-      <w:r>
-        <w:rPr/>
-        <w:t xml:space="preserve">3. Productivity and life</w:t>
-      </w:r>
-    </w:p>
-    <w:p>
-      <w:pPr>
-        <w:pStyle w:val="normal1"/>
-        <w:spacing w:before="0" w:after="160"/>
-        <w:rPr/>
-      </w:pPr>
-      <w:r>
-        <w:rPr/>
-        <w:t xml:space="preserve">Productivity can increase enormously without its benefit being automatically transformed into greater security or freedom.</w:t>
-      </w:r>
-    </w:p>
-    <w:p>
-      <w:pPr>
-        <w:pStyle w:val="normal1"/>
-        <w:keepNext w:val="true"/>
-        <w:spacing w:before="0" w:after="160"/>
-        <w:rPr/>
-      </w:pPr>
-      <w:r>
-        <w:rPr/>
-        <w:t xml:space="preserve">The same increase in productivity can become:</w:t>
+        <w:rPr>
+          <w:b/>
+        </w:rPr>
+        <w:t xml:space="preserve">In brief</w:t>
       </w:r>
     </w:p>
     <w:p>
@@ -365,7 +50,7 @@
       </w:pPr>
       <w:r>
         <w:rPr/>
-        <w:t xml:space="preserve">wages;</w:t>
+        <w:t xml:space="preserve">The system produces a great deal, but does not turn that wealth proportionately into security, time and capacity for choice for people.</w:t>
       </w:r>
     </w:p>
     <w:p>
@@ -380,7 +65,7 @@
       </w:pPr>
       <w:r>
         <w:rPr/>
-        <w:t xml:space="preserve">profit;</w:t>
+        <w:t xml:space="preserve">The individual is asked to take responsibility for results that depend on conditions they do not control.</w:t>
       </w:r>
     </w:p>
     <w:p>
@@ -395,7 +80,7 @@
       </w:pPr>
       <w:r>
         <w:rPr/>
-        <w:t xml:space="preserve">investment;</w:t>
+        <w:t xml:space="preserve">Those who decide, those who benefit and those who pay are more and more often different people.</w:t>
       </w:r>
     </w:p>
     <w:p>
@@ -410,7 +95,351 @@
       </w:pPr>
       <w:r>
         <w:rPr/>
-        <w:t xml:space="preserve">lower prices;</w:t>
+        <w:t xml:space="preserve">The present is financed by transferring costs onto the future.</w:t>
+      </w:r>
+    </w:p>
+    <w:p>
+      <w:pPr>
+        <w:pStyle w:val="normal1"/>
+        <w:numPr>
+          <w:ilvl w:val="0"/>
+          <w:numId w:val="1"/>
+        </w:numPr>
+        <w:spacing w:before="0" w:after="160"/>
+        <w:rPr/>
+      </w:pPr>
+      <w:r>
+        <w:rPr/>
+        <w:t xml:space="preserve">This is why correcting the effects is not enough: the conditions that produce them must be changed.</w:t>
+      </w:r>
+    </w:p>
+    <w:p>
+      <w:pPr>
+        <w:pStyle w:val="Heading1"/>
+        <w:rPr/>
+      </w:pPr>
+      <w:r>
+        <w:rPr/>
+        <w:t xml:space="preserve">Foreword</w:t>
+      </w:r>
+    </w:p>
+    <w:p>
+      <w:pPr>
+        <w:pStyle w:val="normal1"/>
+        <w:spacing w:before="0" w:after="160"/>
+        <w:rPr/>
+      </w:pPr>
+      <w:r>
+        <w:rPr/>
+        <w:t xml:space="preserve">The contemporary world can be described through economic, demographic, environmental, technological and political data. We can measure growth, productivity, debt, poverty, concentration of wealth, consumption of resources, demographic change, trust in institutions and climate transformation.</w:t>
+      </w:r>
+    </w:p>
+    <w:p>
+      <w:pPr>
+        <w:pStyle w:val="normal1"/>
+        <w:spacing w:before="0" w:after="160"/>
+        <w:rPr/>
+      </w:pPr>
+      <w:r>
+        <w:rPr/>
+        <w:t xml:space="preserve">But an exclusively systemic reading risks losing sight of the subject who lives inside these processes: the individual.</w:t>
+      </w:r>
+    </w:p>
+    <w:p>
+      <w:pPr>
+        <w:pStyle w:val="normal1"/>
+        <w:spacing w:before="0" w:after="160"/>
+        <w:rPr/>
+      </w:pPr>
+      <w:r>
+        <w:rPr/>
+        <w:t xml:space="preserve">A person does not experience GDP, productivity or market capitalisation. A person experiences the possibility of working, having a home, receiving care, studying, having relationships, forming a family, saving, having time and imagining a future.</w:t>
+      </w:r>
+    </w:p>
+    <w:p>
+      <w:pPr>
+        <w:pStyle w:val="normal1"/>
+        <w:spacing w:before="0" w:after="160"/>
+        <w:rPr/>
+      </w:pPr>
+      <w:r>
+        <w:rPr/>
+        <w:t xml:space="preserve">The central question therefore becomes the relationship between what the system produces and what it concretely allows people to live.</w:t>
+      </w:r>
+    </w:p>
+    <w:p>
+      <w:pPr>
+        <w:pStyle w:val="normal1"/>
+        <w:spacing w:before="0" w:after="160"/>
+        <w:rPr/>
+      </w:pPr>
+      <w:r>
+        <w:rPr/>
+        <w:t xml:space="preserve">My interpretation starts from here: the problem of the present is not necessarily that the system produces too little. It could be, on the contrary, that it produces enormously without proportionately transforming this wealth into security, freedom, time, opportunity and capacity to choose for the individual.</w:t>
+      </w:r>
+    </w:p>
+    <w:p>
+      <w:pPr>
+        <w:pStyle w:val="normal1"/>
+        <w:spacing w:before="0" w:after="160"/>
+        <w:rPr/>
+      </w:pPr>
+      <w:r>
+        <w:rPr/>
+        <w:t xml:space="preserve">The crisis of capitalism can then be read not as its imminent disappearance, but as a progressive loss of coherence between production, distribution, power, responsibility and legitimacy.</w:t>
+      </w:r>
+    </w:p>
+    <w:p>
+      <w:pPr>
+        <w:pStyle w:val="Heading1"/>
+        <w:rPr/>
+      </w:pPr>
+      <w:r>
+        <w:rPr/>
+        <w:t xml:space="preserve">I. The individual inside the system</w:t>
+      </w:r>
+    </w:p>
+    <w:p>
+      <w:pPr>
+        <w:pStyle w:val="Heading2"/>
+        <w:rPr/>
+      </w:pPr>
+      <w:r>
+        <w:rPr/>
+        <w:t xml:space="preserve">1. The system seen from below</w:t>
+      </w:r>
+    </w:p>
+    <w:p>
+      <w:pPr>
+        <w:pStyle w:val="normal1"/>
+        <w:keepNext w:val="true"/>
+        <w:spacing w:before="0" w:after="160"/>
+        <w:rPr/>
+      </w:pPr>
+      <w:r>
+        <w:rPr/>
+        <w:t xml:space="preserve">From the individual’s point of view, the economy can be reduced to a concrete chain:</w:t>
+      </w:r>
+    </w:p>
+    <w:p>
+      <w:pPr>
+        <w:pStyle w:val="normal1"/>
+        <w:spacing w:before="0" w:after="160"/>
+        <w:ind w:start="567"/>
+        <w:rPr/>
+      </w:pPr>
+      <w:r>
+        <w:rPr/>
+        <w:t xml:space="preserve">time → work → income → home → consumption → savings → health → relationships → security → future.</w:t>
+      </w:r>
+    </w:p>
+    <w:p>
+      <w:pPr>
+        <w:pStyle w:val="normal1"/>
+        <w:spacing w:before="0" w:after="160"/>
+        <w:rPr/>
+      </w:pPr>
+      <w:r>
+        <w:rPr/>
+        <w:t xml:space="preserve">It is through this chain that the great economic phenomena are perceived.</w:t>
+      </w:r>
+    </w:p>
+    <w:p>
+      <w:pPr>
+        <w:pStyle w:val="normal1"/>
+        <w:spacing w:before="0" w:after="160"/>
+        <w:rPr/>
+      </w:pPr>
+      <w:r>
+        <w:rPr/>
+        <w:t xml:space="preserve">Growth becomes the cost of housing.</w:t>
+      </w:r>
+    </w:p>
+    <w:p>
+      <w:pPr>
+        <w:pStyle w:val="normal1"/>
+        <w:spacing w:before="0" w:after="160"/>
+        <w:rPr/>
+      </w:pPr>
+      <w:r>
+        <w:rPr/>
+        <w:t xml:space="preserve">Monetary policy becomes the cost of credit.</w:t>
+      </w:r>
+    </w:p>
+    <w:p>
+      <w:pPr>
+        <w:pStyle w:val="normal1"/>
+        <w:spacing w:before="0" w:after="160"/>
+        <w:rPr/>
+      </w:pPr>
+      <w:r>
+        <w:rPr/>
+        <w:t xml:space="preserve">Demographic transformation becomes caring for one’s parents or the difficulty of having children.</w:t>
+      </w:r>
+    </w:p>
+    <w:p>
+      <w:pPr>
+        <w:pStyle w:val="normal1"/>
+        <w:spacing w:before="0" w:after="160"/>
+        <w:rPr/>
+      </w:pPr>
+      <w:r>
+        <w:rPr/>
+        <w:t xml:space="preserve">The energy crisis becomes the cost of energy.</w:t>
+      </w:r>
+    </w:p>
+    <w:p>
+      <w:pPr>
+        <w:pStyle w:val="normal1"/>
+        <w:spacing w:before="0" w:after="160"/>
+        <w:rPr/>
+      </w:pPr>
+      <w:r>
+        <w:rPr/>
+        <w:t xml:space="preserve">Climate change becomes the cost of food, of insurance or of the safety of the territory.</w:t>
+      </w:r>
+    </w:p>
+    <w:p>
+      <w:pPr>
+        <w:pStyle w:val="normal1"/>
+        <w:spacing w:before="0" w:after="160"/>
+        <w:rPr/>
+      </w:pPr>
+      <w:r>
+        <w:rPr/>
+        <w:t xml:space="preserve">This is why a society can be richer overall and, at the same time, leave many individuals with a growing difficulty in building autonomy.</w:t>
+      </w:r>
+    </w:p>
+    <w:p>
+      <w:pPr>
+        <w:pStyle w:val="normal1"/>
+        <w:spacing w:before="0" w:after="160"/>
+        <w:rPr/>
+      </w:pPr>
+      <w:r>
+        <w:rPr/>
+        <w:t xml:space="preserve">It does not necessarily mean that the general material condition is worse than in the past. It means that aggregate growth does not automatically guarantee a proportional growth in individual possibilities.</w:t>
+      </w:r>
+    </w:p>
+    <w:p>
+      <w:pPr>
+        <w:pStyle w:val="Heading2"/>
+        <w:rPr/>
+      </w:pPr>
+      <w:r>
+        <w:rPr/>
+        <w:t xml:space="preserve">2. The promise</w:t>
+      </w:r>
+    </w:p>
+    <w:p>
+      <w:pPr>
+        <w:pStyle w:val="normal1"/>
+        <w:spacing w:before="0" w:after="160"/>
+        <w:rPr/>
+      </w:pPr>
+      <w:r>
+        <w:rPr/>
+        <w:t xml:space="preserve">Modern capitalism has built part of its legitimacy around an implicit promise: those who work, educate themselves, save and take on responsibility should be able to improve their condition progressively.</w:t>
+      </w:r>
+    </w:p>
+    <w:p>
+      <w:pPr>
+        <w:pStyle w:val="normal1"/>
+        <w:spacing w:before="0" w:after="160"/>
+        <w:rPr/>
+      </w:pPr>
+      <w:r>
+        <w:rPr/>
+        <w:t xml:space="preserve">But when the relationship between effort and result becomes less and less predictable, the question no longer concerns poverty alone.</w:t>
+      </w:r>
+    </w:p>
+    <w:p>
+      <w:pPr>
+        <w:pStyle w:val="normal1"/>
+        <w:spacing w:before="0" w:after="160"/>
+        <w:rPr/>
+      </w:pPr>
+      <w:r>
+        <w:rPr/>
+        <w:t xml:space="preserve">It concerns the perception of a fracture between what is asked of the individual and what the system gives back.</w:t>
+      </w:r>
+    </w:p>
+    <w:p>
+      <w:pPr>
+        <w:pStyle w:val="normal1"/>
+        <w:spacing w:before="0" w:after="160"/>
+        <w:rPr/>
+      </w:pPr>
+      <w:r>
+        <w:rPr/>
+        <w:t xml:space="preserve">A person can do what the system asks and still discover that home, security, family, health or time depend on conditions over which that person has limited control.</w:t>
+      </w:r>
+    </w:p>
+    <w:p>
+      <w:pPr>
+        <w:pStyle w:val="normal1"/>
+        <w:keepNext w:val="true"/>
+        <w:spacing w:before="0" w:after="160"/>
+        <w:rPr/>
+      </w:pPr>
+      <w:r>
+        <w:rPr/>
+        <w:t xml:space="preserve">Thus the first contradiction arises:</w:t>
+      </w:r>
+    </w:p>
+    <w:p>
+      <w:pPr>
+        <w:pStyle w:val="normal1"/>
+        <w:spacing w:before="0" w:after="160"/>
+        <w:ind w:start="567"/>
+        <w:rPr/>
+      </w:pPr>
+      <w:r>
+        <w:rPr/>
+        <w:t xml:space="preserve">one can be responsible for one’s own choices without really being master of the conditions within which those choices produce their effects.</w:t>
+      </w:r>
+    </w:p>
+    <w:p>
+      <w:pPr>
+        <w:pStyle w:val="Heading1"/>
+        <w:rPr/>
+      </w:pPr>
+      <w:r>
+        <w:rPr/>
+        <w:t xml:space="preserve">II. The broken promise</w:t>
+      </w:r>
+    </w:p>
+    <w:p>
+      <w:pPr>
+        <w:pStyle w:val="Heading2"/>
+        <w:rPr/>
+      </w:pPr>
+      <w:r>
+        <w:rPr/>
+        <w:t xml:space="preserve">3. Productivity and life</w:t>
+      </w:r>
+    </w:p>
+    <w:p>
+      <w:pPr>
+        <w:pStyle w:val="normal1"/>
+        <w:spacing w:before="0" w:after="160"/>
+        <w:rPr/>
+      </w:pPr>
+      <w:r>
+        <w:rPr/>
+        <w:t xml:space="preserve">Productivity can increase enormously without its benefit being automatically transformed into greater security or freedom.</w:t>
+      </w:r>
+    </w:p>
+    <w:p>
+      <w:pPr>
+        <w:pStyle w:val="normal1"/>
+        <w:keepNext w:val="true"/>
+        <w:spacing w:before="0" w:after="160"/>
+        <w:rPr/>
+      </w:pPr>
+      <w:r>
+        <w:rPr/>
+        <w:t xml:space="preserve">The same increase in productivity can become:</w:t>
       </w:r>
     </w:p>
     <w:p>
@@ -425,7 +454,7 @@
       </w:pPr>
       <w:r>
         <w:rPr/>
-        <w:t xml:space="preserve">public service;</w:t>
+        <w:t xml:space="preserve">wages;</w:t>
       </w:r>
     </w:p>
     <w:p>
@@ -440,7 +469,7 @@
       </w:pPr>
       <w:r>
         <w:rPr/>
-        <w:t xml:space="preserve">shorter working hours;</w:t>
+        <w:t xml:space="preserve">profit;</w:t>
       </w:r>
     </w:p>
     <w:p>
@@ -455,7 +484,7 @@
       </w:pPr>
       <w:r>
         <w:rPr/>
-        <w:t xml:space="preserve">greater consumption;</w:t>
+        <w:t xml:space="preserve">investment;</w:t>
       </w:r>
     </w:p>
     <w:p>
@@ -465,6 +494,66 @@
           <w:ilvl w:val="0"/>
           <w:numId w:val="1"/>
         </w:numPr>
+        <w:spacing w:before="0" w:after="60"/>
+        <w:rPr/>
+      </w:pPr>
+      <w:r>
+        <w:rPr/>
+        <w:t xml:space="preserve">lower prices;</w:t>
+      </w:r>
+    </w:p>
+    <w:p>
+      <w:pPr>
+        <w:pStyle w:val="normal1"/>
+        <w:numPr>
+          <w:ilvl w:val="0"/>
+          <w:numId w:val="1"/>
+        </w:numPr>
+        <w:spacing w:before="0" w:after="60"/>
+        <w:rPr/>
+      </w:pPr>
+      <w:r>
+        <w:rPr/>
+        <w:t xml:space="preserve">public service;</w:t>
+      </w:r>
+    </w:p>
+    <w:p>
+      <w:pPr>
+        <w:pStyle w:val="normal1"/>
+        <w:numPr>
+          <w:ilvl w:val="0"/>
+          <w:numId w:val="1"/>
+        </w:numPr>
+        <w:spacing w:before="0" w:after="60"/>
+        <w:rPr/>
+      </w:pPr>
+      <w:r>
+        <w:rPr/>
+        <w:t xml:space="preserve">shorter working hours;</w:t>
+      </w:r>
+    </w:p>
+    <w:p>
+      <w:pPr>
+        <w:pStyle w:val="normal1"/>
+        <w:numPr>
+          <w:ilvl w:val="0"/>
+          <w:numId w:val="1"/>
+        </w:numPr>
+        <w:spacing w:before="0" w:after="60"/>
+        <w:rPr/>
+      </w:pPr>
+      <w:r>
+        <w:rPr/>
+        <w:t xml:space="preserve">greater consumption;</w:t>
+      </w:r>
+    </w:p>
+    <w:p>
+      <w:pPr>
+        <w:pStyle w:val="normal1"/>
+        <w:numPr>
+          <w:ilvl w:val="0"/>
+          <w:numId w:val="1"/>
+        </w:numPr>
         <w:spacing w:before="0" w:after="160"/>
         <w:rPr/>
       </w:pPr>
@@ -2059,16 +2148,6 @@
     </w:p>
     <w:p>
       <w:pPr>
-        <w:pStyle w:val="Heading2"/>
-        <w:rPr/>
-      </w:pPr>
-      <w:r>
-        <w:rPr/>
-        <w:t xml:space="preserve">17. Changing the relationship between value and need</w:t>
-      </w:r>
-    </w:p>
-    <w:p>
-      <w:pPr>
         <w:pStyle w:val="normal1"/>
         <w:keepNext w:val="true"/>
         <w:spacing w:before="0" w:after="160"/>
@@ -2076,661 +2155,138 @@
       </w:pPr>
       <w:r>
         <w:rPr/>
-        <w:t xml:space="preserve">A different society must start from a fundamental distinction:</w:t>
-      </w:r>
-    </w:p>
-    <w:p>
-      <w:pPr>
-        <w:pStyle w:val="normal1"/>
-        <w:spacing w:before="0" w:after="160"/>
-        <w:ind w:start="567"/>
-        <w:rPr/>
-      </w:pPr>
-      <w:r>
-        <w:rPr/>
-        <w:t xml:space="preserve">what has a price does not necessarily coincide with what has value, and what has economic value does not necessarily coincide with what is necessary.</w:t>
-      </w:r>
-    </w:p>
-    <w:p>
-      <w:pPr>
-        <w:pStyle w:val="normal1"/>
-        <w:spacing w:before="0" w:after="160"/>
-        <w:rPr/>
-      </w:pPr>
-      <w:r>
-        <w:rPr/>
-        <w:t xml:space="preserve">Production must start from real need, distribution from availability and necessity, organisation from the contribution actually required.</w:t>
-      </w:r>
-    </w:p>
-    <w:p>
-      <w:pPr>
-        <w:pStyle w:val="Heading2"/>
-        <w:rPr/>
-      </w:pPr>
-      <w:r>
-        <w:rPr/>
-        <w:t xml:space="preserve">18. From labour as a commodity to contribution</w:t>
-      </w:r>
-    </w:p>
-    <w:p>
-      <w:pPr>
-        <w:pStyle w:val="normal1"/>
-        <w:spacing w:before="0" w:after="160"/>
-        <w:rPr/>
-      </w:pPr>
-      <w:r>
-        <w:rPr/>
-        <w:t xml:space="preserve">If survival does not depend on selling one’s labour, necessary labour takes on a different meaning.</w:t>
-      </w:r>
-    </w:p>
-    <w:p>
-      <w:pPr>
-        <w:pStyle w:val="normal1"/>
-        <w:spacing w:before="0" w:after="160"/>
-        <w:rPr/>
-      </w:pPr>
-      <w:r>
-        <w:rPr/>
-        <w:t xml:space="preserve">The question is not simply to work less.</w:t>
-      </w:r>
-    </w:p>
-    <w:p>
-      <w:pPr>
-        <w:pStyle w:val="normal1"/>
-        <w:spacing w:before="0" w:after="160"/>
-        <w:rPr/>
-      </w:pPr>
-      <w:r>
-        <w:rPr/>
-        <w:t xml:space="preserve">It is to decide what must be produced, how much it is necessary to produce and how much human time is really necessary to do so.</w:t>
-      </w:r>
-    </w:p>
-    <w:p>
-      <w:pPr>
-        <w:pStyle w:val="normal1"/>
-        <w:spacing w:before="0" w:after="160"/>
-        <w:rPr/>
-      </w:pPr>
-      <w:r>
-        <w:rPr/>
-        <w:t xml:space="preserve">If productivity increases, the first dividend should also be able to be time.</w:t>
-      </w:r>
-    </w:p>
-    <w:p>
-      <w:pPr>
-        <w:pStyle w:val="normal1"/>
-        <w:spacing w:before="0" w:after="160"/>
-        <w:rPr/>
-      </w:pPr>
-      <w:r>
-        <w:rPr/>
-        <w:t xml:space="preserve">Technology could therefore become not only an instrument for producing more, but an instrument for giving life back to human time.</w:t>
-      </w:r>
-    </w:p>
-    <w:p>
-      <w:pPr>
-        <w:pStyle w:val="Heading2"/>
-        <w:rPr/>
-      </w:pPr>
-      <w:r>
-        <w:rPr/>
-        <w:t xml:space="preserve">19. From ownership of the fundamental means to common custody</w:t>
-      </w:r>
-    </w:p>
-    <w:p>
-      <w:pPr>
-        <w:pStyle w:val="normal1"/>
-        <w:spacing w:before="0" w:after="160"/>
-        <w:rPr/>
-      </w:pPr>
-      <w:r>
-        <w:rPr/>
-        <w:t xml:space="preserve">Not all goods have the same nature.</w:t>
-      </w:r>
-    </w:p>
-    <w:p>
-      <w:pPr>
-        <w:pStyle w:val="normal1"/>
-        <w:spacing w:before="0" w:after="160"/>
-        <w:rPr/>
-      </w:pPr>
-      <w:r>
-        <w:rPr/>
-        <w:t xml:space="preserve">Personal objects, the home one lives in and individual tools can belong to the personal sphere.</w:t>
-      </w:r>
-    </w:p>
-    <w:p>
-      <w:pPr>
-        <w:pStyle w:val="normal1"/>
-        <w:spacing w:before="0" w:after="160"/>
-        <w:rPr/>
-      </w:pPr>
-      <w:r>
-        <w:rPr/>
-        <w:t xml:space="preserve">Land, water, energy sources, essential infrastructure, means of production, knowledge, networks and technological nodes, by contrast, have a different character: control over them determines the material possibilities of others.</w:t>
-      </w:r>
-    </w:p>
-    <w:p>
-      <w:pPr>
-        <w:pStyle w:val="normal1"/>
-        <w:keepNext w:val="true"/>
-        <w:spacing w:before="0" w:after="160"/>
-        <w:rPr/>
-      </w:pPr>
-      <w:r>
-        <w:rPr/>
-        <w:t xml:space="preserve">The principle is not:</w:t>
-      </w:r>
-    </w:p>
-    <w:p>
-      <w:pPr>
-        <w:pStyle w:val="normal1"/>
-        <w:spacing w:before="0" w:after="160"/>
-        <w:ind w:start="567"/>
-        <w:rPr/>
-      </w:pPr>
-      <w:r>
-        <w:rPr/>
-        <w:t xml:space="preserve">everything belongs to everyone.</w:t>
-      </w:r>
-    </w:p>
-    <w:p>
-      <w:pPr>
-        <w:pStyle w:val="normal1"/>
-        <w:keepNext w:val="true"/>
-        <w:spacing w:before="0" w:after="160"/>
-        <w:rPr/>
-      </w:pPr>
-      <w:r>
-        <w:rPr/>
-        <w:t xml:space="preserve">It is:</w:t>
-      </w:r>
-    </w:p>
-    <w:p>
-      <w:pPr>
-        <w:pStyle w:val="normal1"/>
-        <w:spacing w:before="0" w:after="160"/>
-        <w:ind w:start="567"/>
-        <w:rPr/>
-      </w:pPr>
-      <w:r>
-        <w:rPr/>
-        <w:t xml:space="preserve">what determines the fundamental conditions of life must not be able to become an unlimited private power over others.</w:t>
-      </w:r>
-    </w:p>
-    <w:p>
-      <w:pPr>
-        <w:pStyle w:val="Heading2"/>
-        <w:rPr/>
-      </w:pPr>
-      <w:r>
-        <w:rPr/>
-        <w:t xml:space="preserve">20. From the market as a principle to the market as an instrument</w:t>
-      </w:r>
-    </w:p>
-    <w:p>
-      <w:pPr>
-        <w:pStyle w:val="normal1"/>
-        <w:spacing w:before="0" w:after="160"/>
-        <w:rPr/>
-      </w:pPr>
-      <w:r>
-        <w:rPr/>
-        <w:t xml:space="preserve">Going beyond capitalism does not necessarily mean eliminating every form of exchange.</w:t>
-      </w:r>
-    </w:p>
-    <w:p>
-      <w:pPr>
-        <w:pStyle w:val="normal1"/>
-        <w:spacing w:before="0" w:after="160"/>
-        <w:rPr/>
-      </w:pPr>
-      <w:r>
-        <w:rPr/>
-        <w:t xml:space="preserve">It means taking away from the market the role of universal criterion.</w:t>
-      </w:r>
-    </w:p>
-    <w:p>
-      <w:pPr>
-        <w:pStyle w:val="normal1"/>
-        <w:spacing w:before="0" w:after="160"/>
-        <w:rPr/>
-      </w:pPr>
-      <w:r>
-        <w:rPr/>
-        <w:t xml:space="preserve">For essential goods the criterion becomes need.</w:t>
-      </w:r>
-    </w:p>
-    <w:p>
-      <w:pPr>
-        <w:pStyle w:val="normal1"/>
-        <w:spacing w:before="0" w:after="160"/>
-        <w:rPr/>
-      </w:pPr>
-      <w:r>
-        <w:rPr/>
-        <w:t xml:space="preserve">For common resources, sustainability.</w:t>
-      </w:r>
-    </w:p>
-    <w:p>
-      <w:pPr>
-        <w:pStyle w:val="normal1"/>
-        <w:spacing w:before="0" w:after="160"/>
-        <w:rPr/>
-      </w:pPr>
-      <w:r>
-        <w:rPr/>
-        <w:t xml:space="preserve">For technical functions, competence.</w:t>
-      </w:r>
-    </w:p>
-    <w:p>
-      <w:pPr>
-        <w:pStyle w:val="normal1"/>
-        <w:spacing w:before="0" w:after="160"/>
-        <w:rPr/>
-      </w:pPr>
-      <w:r>
-        <w:rPr/>
-        <w:t xml:space="preserve">For collective decisions, deliberation.</w:t>
-      </w:r>
-    </w:p>
-    <w:p>
-      <w:pPr>
-        <w:pStyle w:val="normal1"/>
-        <w:spacing w:before="0" w:after="160"/>
-        <w:rPr/>
-      </w:pPr>
-      <w:r>
-        <w:rPr/>
-        <w:t xml:space="preserve">For production, the real requirement.</w:t>
-      </w:r>
-    </w:p>
-    <w:p>
-      <w:pPr>
-        <w:pStyle w:val="normal1"/>
-        <w:spacing w:before="0" w:after="160"/>
-        <w:rPr/>
-      </w:pPr>
-      <w:r>
-        <w:rPr/>
-        <w:t xml:space="preserve">The economic problem does not disappear.</w:t>
-      </w:r>
-    </w:p>
-    <w:p>
-      <w:pPr>
-        <w:pStyle w:val="normal1"/>
-        <w:spacing w:before="0" w:after="160"/>
-        <w:rPr/>
-      </w:pPr>
-      <w:r>
-        <w:rPr/>
-        <w:t xml:space="preserve">It is relocated.</w:t>
-      </w:r>
-    </w:p>
-    <w:p>
-      <w:pPr>
-        <w:pStyle w:val="Heading2"/>
-        <w:rPr/>
-      </w:pPr>
-      <w:r>
-        <w:rPr/>
-        <w:t xml:space="preserve">21. From money to knowledge of the real cost</w:t>
-      </w:r>
-    </w:p>
-    <w:p>
-      <w:pPr>
-        <w:pStyle w:val="normal1"/>
-        <w:spacing w:before="0" w:after="160"/>
-        <w:rPr/>
-      </w:pPr>
-      <w:r>
-        <w:rPr/>
-        <w:t xml:space="preserve">Abolishing money as a universal measure does not mean giving up accounting.</w:t>
-      </w:r>
-    </w:p>
-    <w:p>
-      <w:pPr>
-        <w:pStyle w:val="normal1"/>
-        <w:spacing w:before="0" w:after="160"/>
-        <w:rPr/>
-      </w:pPr>
-      <w:r>
-        <w:rPr/>
-        <w:t xml:space="preserve">A complex society must know how much it costs to produce, transport, maintain and repair a good.</w:t>
-      </w:r>
-    </w:p>
-    <w:p>
-      <w:pPr>
-        <w:pStyle w:val="normal1"/>
-        <w:spacing w:before="0" w:after="160"/>
-        <w:rPr/>
-      </w:pPr>
-      <w:r>
-        <w:rPr/>
-        <w:t xml:space="preserve">But cost and price are not the same thing.</w:t>
-      </w:r>
-    </w:p>
-    <w:p>
-      <w:pPr>
-        <w:pStyle w:val="normal1"/>
-        <w:spacing w:before="0" w:after="160"/>
-        <w:rPr/>
-      </w:pPr>
-      <w:r>
-        <w:rPr/>
-        <w:t xml:space="preserve">The problem therefore becomes that of building instruments capable of making visible time, matter, energy, logistics, maintenance and consumption of resources, without transforming this measurement into a new form of accumulation.</w:t>
-      </w:r>
-    </w:p>
-    <w:p>
-      <w:pPr>
-        <w:pStyle w:val="Heading2"/>
-        <w:rPr/>
-      </w:pPr>
-      <w:r>
-        <w:rPr/>
-        <w:t xml:space="preserve">22. From concentrated power to distributed power</w:t>
-      </w:r>
-    </w:p>
-    <w:p>
-      <w:pPr>
-        <w:pStyle w:val="normal1"/>
-        <w:spacing w:before="0" w:after="160"/>
-        <w:rPr/>
-      </w:pPr>
-      <w:r>
-        <w:rPr/>
-        <w:t xml:space="preserve">Changing ownership without changing power would produce a new concentration.</w:t>
-      </w:r>
-    </w:p>
-    <w:p>
-      <w:pPr>
-        <w:pStyle w:val="normal1"/>
-        <w:spacing w:before="0" w:after="160"/>
-        <w:rPr/>
-      </w:pPr>
-      <w:r>
-        <w:rPr/>
-        <w:t xml:space="preserve">Power must not become a permanent position.</w:t>
-      </w:r>
-    </w:p>
-    <w:p>
-      <w:pPr>
-        <w:pStyle w:val="normal1"/>
-        <w:spacing w:before="0" w:after="160"/>
-        <w:rPr/>
-      </w:pPr>
-      <w:r>
-        <w:rPr/>
-        <w:t xml:space="preserve">It must be a temporary, competent, controllable and reversible function.</w:t>
-      </w:r>
-    </w:p>
-    <w:p>
-      <w:pPr>
-        <w:pStyle w:val="normal1"/>
-        <w:spacing w:before="0" w:after="160"/>
-        <w:rPr/>
-      </w:pPr>
-      <w:r>
-        <w:rPr/>
-        <w:t xml:space="preserve">The fundamental difference is between exercising a function and possessing power.</w:t>
-      </w:r>
-    </w:p>
-    <w:p>
-      <w:pPr>
-        <w:pStyle w:val="Heading2"/>
-        <w:rPr/>
-      </w:pPr>
-      <w:r>
-        <w:rPr/>
-        <w:t xml:space="preserve">23. Technology as an instrument, not as a sovereign</w:t>
-      </w:r>
-    </w:p>
-    <w:p>
-      <w:pPr>
-        <w:pStyle w:val="normal1"/>
-        <w:spacing w:before="0" w:after="160"/>
-        <w:rPr/>
-      </w:pPr>
-      <w:r>
-        <w:rPr/>
-        <w:t xml:space="preserve">The same distinction applies to artificial intelligence.</w:t>
-      </w:r>
-    </w:p>
-    <w:p>
-      <w:pPr>
-        <w:pStyle w:val="normal1"/>
-        <w:spacing w:before="0" w:after="160"/>
-        <w:rPr/>
-      </w:pPr>
-      <w:r>
-        <w:rPr/>
-        <w:t xml:space="preserve">AI can collect data, detect needs, propose solutions and optimise systems too complex to be managed manually.</w:t>
-      </w:r>
-    </w:p>
-    <w:p>
-      <w:pPr>
-        <w:pStyle w:val="normal1"/>
-        <w:spacing w:before="0" w:after="160"/>
-        <w:rPr/>
-      </w:pPr>
-      <w:r>
-        <w:rPr/>
-        <w:t xml:space="preserve">But it must not become the subject of the decision.</w:t>
-      </w:r>
-    </w:p>
-    <w:p>
-      <w:pPr>
-        <w:pStyle w:val="normal1"/>
-        <w:spacing w:before="0" w:after="160"/>
-        <w:rPr/>
-      </w:pPr>
-      <w:r>
-        <w:rPr/>
-        <w:t xml:space="preserve">Technology must therefore increase the human capacity to understand and decide, not replace it.</w:t>
-      </w:r>
-    </w:p>
-    <w:p>
-      <w:pPr>
-        <w:pStyle w:val="Heading2"/>
-        <w:rPr/>
-      </w:pPr>
-      <w:r>
-        <w:rPr/>
-        <w:t xml:space="preserve">24. From growth to sufficiency</w:t>
-      </w:r>
-    </w:p>
-    <w:p>
-      <w:pPr>
-        <w:pStyle w:val="normal1"/>
-        <w:spacing w:before="0" w:after="160"/>
-        <w:rPr/>
-      </w:pPr>
-      <w:r>
-        <w:rPr/>
-        <w:t xml:space="preserve">Finally, the ecological question requires us to change the criterion of progress.</w:t>
-      </w:r>
-    </w:p>
-    <w:p>
-      <w:pPr>
-        <w:pStyle w:val="normal1"/>
-        <w:spacing w:before="0" w:after="160"/>
-        <w:rPr/>
-      </w:pPr>
-      <w:r>
-        <w:rPr/>
-        <w:t xml:space="preserve">On a finite planet the quantitative increase of material production cannot be taken indefinitely as the universal measure of success.</w:t>
-      </w:r>
-    </w:p>
-    <w:p>
-      <w:pPr>
-        <w:pStyle w:val="normal1"/>
-        <w:spacing w:before="0" w:after="160"/>
-        <w:rPr/>
-      </w:pPr>
-      <w:r>
-        <w:rPr/>
-        <w:t xml:space="preserve">Sufficiency does not mean poverty.</w:t>
-      </w:r>
-    </w:p>
-    <w:p>
-      <w:pPr>
-        <w:pStyle w:val="normal1"/>
-        <w:keepNext w:val="true"/>
-        <w:spacing w:before="0" w:after="160"/>
-        <w:rPr/>
-      </w:pPr>
-      <w:r>
-        <w:rPr/>
-        <w:t xml:space="preserve">It means distinguishing:</w:t>
-      </w:r>
-    </w:p>
-    <w:p>
-      <w:pPr>
-        <w:pStyle w:val="normal1"/>
-        <w:spacing w:before="0" w:after="160"/>
-        <w:ind w:start="567"/>
-        <w:rPr/>
-      </w:pPr>
-      <w:r>
-        <w:rPr/>
-        <w:t xml:space="preserve">need from accumulation;</w:t>
-      </w:r>
-    </w:p>
-    <w:p>
-      <w:pPr>
-        <w:pStyle w:val="normal1"/>
-        <w:spacing w:before="0" w:after="160"/>
-        <w:ind w:start="567"/>
-        <w:rPr/>
-      </w:pPr>
-      <w:r>
-        <w:rPr/>
-        <w:t xml:space="preserve">quality from quantity;</w:t>
-      </w:r>
-    </w:p>
-    <w:p>
-      <w:pPr>
-        <w:pStyle w:val="normal1"/>
-        <w:spacing w:before="0" w:after="160"/>
-        <w:ind w:start="567"/>
-        <w:rPr/>
-      </w:pPr>
-      <w:r>
-        <w:rPr/>
-        <w:t xml:space="preserve">durability from consumption;</w:t>
-      </w:r>
-    </w:p>
-    <w:p>
-      <w:pPr>
-        <w:pStyle w:val="normal1"/>
-        <w:spacing w:before="0" w:after="160"/>
-        <w:ind w:start="567"/>
-        <w:rPr/>
-      </w:pPr>
-      <w:r>
-        <w:rPr/>
-        <w:t xml:space="preserve">repair from replacement;</w:t>
-      </w:r>
-    </w:p>
-    <w:p>
-      <w:pPr>
-        <w:pStyle w:val="normal1"/>
-        <w:spacing w:before="0" w:after="160"/>
-        <w:ind w:start="567"/>
-        <w:rPr/>
-      </w:pPr>
-      <w:r>
-        <w:rPr/>
-        <w:t xml:space="preserve">well-being from possession.</w:t>
-      </w:r>
-    </w:p>
-    <w:p>
-      <w:pPr>
-        <w:pStyle w:val="Heading2"/>
-        <w:rPr/>
-      </w:pPr>
-      <w:r>
-        <w:rPr/>
-        <w:t xml:space="preserve">25. The individual remains the centre</w:t>
-      </w:r>
-    </w:p>
-    <w:p>
-      <w:pPr>
-        <w:pStyle w:val="normal1"/>
-        <w:spacing w:before="0" w:after="160"/>
-        <w:rPr/>
-      </w:pPr>
-      <w:r>
-        <w:rPr/>
-        <w:t xml:space="preserve">The opposite risk would be to replace economic individualism with a collectivity that absorbs the person.</w:t>
-      </w:r>
-    </w:p>
-    <w:p>
-      <w:pPr>
-        <w:pStyle w:val="normal1"/>
-        <w:spacing w:before="0" w:after="160"/>
-        <w:rPr/>
-      </w:pPr>
-      <w:r>
-        <w:rPr/>
-        <w:t xml:space="preserve">That is not the direction.</w:t>
-      </w:r>
-    </w:p>
-    <w:p>
-      <w:pPr>
-        <w:pStyle w:val="normal1"/>
-        <w:spacing w:before="0" w:after="160"/>
-        <w:rPr/>
-      </w:pPr>
-      <w:r>
-        <w:rPr/>
-        <w:t xml:space="preserve">The alternative must start from the individual.</w:t>
-      </w:r>
-    </w:p>
-    <w:p>
-      <w:pPr>
-        <w:pStyle w:val="normal1"/>
-        <w:keepNext w:val="true"/>
-        <w:spacing w:before="0" w:after="160"/>
-        <w:rPr/>
-      </w:pPr>
-      <w:r>
-        <w:rPr/>
-        <w:t xml:space="preserve">The limit placed on power over fundamental goods is therefore joined by a second principle:</w:t>
-      </w:r>
-    </w:p>
-    <w:p>
-      <w:pPr>
-        <w:pStyle w:val="normal1"/>
-        <w:spacing w:before="0" w:after="160"/>
-        <w:ind w:start="567"/>
-        <w:rPr/>
-      </w:pPr>
-      <w:r>
-        <w:rPr/>
-        <w:t xml:space="preserve">no one must be deprived of necessary goods because they do not own enough.</w:t>
-      </w:r>
-    </w:p>
-    <w:p>
-      <w:pPr>
-        <w:pStyle w:val="normal1"/>
-        <w:spacing w:before="0" w:after="160"/>
-        <w:rPr/>
-      </w:pPr>
-      <w:r>
-        <w:rPr/>
-        <w:t xml:space="preserve">Freedom does not consist only in being able to choose.</w:t>
-      </w:r>
-    </w:p>
-    <w:p>
-      <w:pPr>
-        <w:pStyle w:val="normal1"/>
-        <w:spacing w:before="0" w:after="160"/>
-        <w:rPr/>
-      </w:pPr>
-      <w:r>
-        <w:rPr/>
-        <w:t xml:space="preserve">It also consists in having the minimum material conditions to be able to choose in reality.</w:t>
+        <w:t xml:space="preserve">Changing those conditions means changing some fundamental relationships:</w:t>
+      </w:r>
+    </w:p>
+    <w:p>
+      <w:pPr>
+        <w:pStyle w:val="normal1"/>
+        <w:numPr>
+          <w:ilvl w:val="0"/>
+          <w:numId w:val="1"/>
+        </w:numPr>
+        <w:spacing w:before="0" w:after="60"/>
+        <w:rPr/>
+      </w:pPr>
+      <w:r>
+        <w:rPr/>
+        <w:t xml:space="preserve">production starts from real need, not from price;</w:t>
+      </w:r>
+    </w:p>
+    <w:p>
+      <w:pPr>
+        <w:pStyle w:val="normal1"/>
+        <w:numPr>
+          <w:ilvl w:val="0"/>
+          <w:numId w:val="1"/>
+        </w:numPr>
+        <w:spacing w:before="0" w:after="60"/>
+        <w:rPr/>
+      </w:pPr>
+      <w:r>
+        <w:rPr/>
+        <w:t xml:space="preserve">necessary labour becomes contribution, and productivity can give time back;</w:t>
+      </w:r>
+    </w:p>
+    <w:p>
+      <w:pPr>
+        <w:pStyle w:val="normal1"/>
+        <w:numPr>
+          <w:ilvl w:val="0"/>
+          <w:numId w:val="1"/>
+        </w:numPr>
+        <w:spacing w:before="0" w:after="60"/>
+        <w:rPr/>
+      </w:pPr>
+      <w:r>
+        <w:rPr/>
+        <w:t xml:space="preserve">what determines the fundamental conditions of life is held in common custody and cannot become an unlimited private power over others;</w:t>
+      </w:r>
+    </w:p>
+    <w:p>
+      <w:pPr>
+        <w:pStyle w:val="normal1"/>
+        <w:numPr>
+          <w:ilvl w:val="0"/>
+          <w:numId w:val="1"/>
+        </w:numPr>
+        <w:spacing w:before="0" w:after="60"/>
+        <w:rPr/>
+      </w:pPr>
+      <w:r>
+        <w:rPr/>
+        <w:t xml:space="preserve">the market remains an instrument, not the universal criterion;</w:t>
+      </w:r>
+    </w:p>
+    <w:p>
+      <w:pPr>
+        <w:pStyle w:val="normal1"/>
+        <w:numPr>
+          <w:ilvl w:val="0"/>
+          <w:numId w:val="1"/>
+        </w:numPr>
+        <w:spacing w:before="0" w:after="60"/>
+        <w:rPr/>
+      </w:pPr>
+      <w:r>
+        <w:rPr/>
+        <w:t xml:space="preserve">real costs — time, matter, energy — remain visible without becoming accumulation;</w:t>
+      </w:r>
+    </w:p>
+    <w:p>
+      <w:pPr>
+        <w:pStyle w:val="normal1"/>
+        <w:numPr>
+          <w:ilvl w:val="0"/>
+          <w:numId w:val="1"/>
+        </w:numPr>
+        <w:spacing w:before="0" w:after="60"/>
+        <w:rPr/>
+      </w:pPr>
+      <w:r>
+        <w:rPr/>
+        <w:t xml:space="preserve">power is a temporary and controllable function, not a position;</w:t>
+      </w:r>
+    </w:p>
+    <w:p>
+      <w:pPr>
+        <w:pStyle w:val="normal1"/>
+        <w:numPr>
+          <w:ilvl w:val="0"/>
+          <w:numId w:val="1"/>
+        </w:numPr>
+        <w:spacing w:before="0" w:after="60"/>
+        <w:rPr/>
+      </w:pPr>
+      <w:r>
+        <w:rPr/>
+        <w:t xml:space="preserve">technology helps to decide, it does not decide;</w:t>
+      </w:r>
+    </w:p>
+    <w:p>
+      <w:pPr>
+        <w:pStyle w:val="normal1"/>
+        <w:numPr>
+          <w:ilvl w:val="0"/>
+          <w:numId w:val="1"/>
+        </w:numPr>
+        <w:spacing w:before="0" w:after="160"/>
+        <w:rPr/>
+      </w:pPr>
+      <w:r>
+        <w:rPr/>
+        <w:t xml:space="preserve">progress is measured by sufficiency, not by indefinite growth.</w:t>
+      </w:r>
+    </w:p>
+    <w:p>
+      <w:pPr>
+        <w:pStyle w:val="normal1"/>
+        <w:spacing w:before="0" w:after="160"/>
+        <w:rPr/>
+      </w:pPr>
+      <w:r>
+        <w:rPr/>
+        <w:t xml:space="preserve">All of this starts from the individual: no one must be deprived of necessary goods because they do not own enough.</w:t>
       </w:r>
     </w:p>
     <w:p>

--- a/docs/en/download/3-the-system-against-the-individual.docx
+++ b/docs/en/download/3-the-system-against-the-individual.docx
@@ -121,150 +121,84 @@
       </w:pPr>
       <w:r>
         <w:rPr/>
-        <w:t xml:space="preserve">The contemporary world can be described through data on growth, productivity, debt, poverty, resources and climate. But a person does not experience GDP: a person experiences the possibility of working, having a home, receiving care, studying, having relationships, having time and imagining a future. The central question therefore becomes the relationship between what the system produces and what it concretely allows people to live. The problem of the present is not necessarily that the system produces too little. It could be, on the contrary, that it produces enormously without proportionately transforming this wealth into security, freedom, time and capacity to choose. The crisis of capitalism can then be read as a progressive loss of coherence between production, distribution, power, responsibility and legitimacy.</w:t>
-      </w:r>
-    </w:p>
-    <w:p>
-      <w:pPr>
-        <w:pStyle w:val="normal1"/>
-        <w:spacing w:before="0" w:after="160"/>
-        <w:rPr/>
-      </w:pPr>
-      <w:r>
-        <w:rPr/>
-        <w:t xml:space="preserve">From the individual’s point of view, the economy is a concrete chain: time, work, income, home, consumption, savings, health, relationships, security, future. It is through this chain that the great phenomena are perceived: growth becomes the cost of housing, monetary policy the cost of credit, demographic transformation caring for one’s parents or the difficulty of having children, climate change the cost of food. This is why a society can be richer overall and leave many individuals with a growing difficulty in building autonomy: aggregate growth does not guarantee a proportional growth in individual possibilities.</w:t>
-      </w:r>
-    </w:p>
-    <w:p>
-      <w:pPr>
-        <w:pStyle w:val="normal1"/>
-        <w:spacing w:before="0" w:after="160"/>
-        <w:rPr/>
-      </w:pPr>
-      <w:r>
-        <w:rPr/>
-        <w:t xml:space="preserve">Modern capitalism has built part of its legitimacy around an implicit promise: those who work, educate themselves, save and take on responsibility should be able to improve their condition progressively. When the relationship between effort and result becomes less and less predictable, a fracture opens between what is asked of the individual and what the system gives back. It is the first contradiction: one can be responsible for one’s own choices without really being master of the conditions within which those choices produce their effects.</w:t>
-      </w:r>
-    </w:p>
-    <w:p>
-      <w:pPr>
-        <w:pStyle w:val="normal1"/>
-        <w:spacing w:before="0" w:after="160"/>
-        <w:rPr/>
-      </w:pPr>
-      <w:r>
-        <w:rPr/>
-        <w:t xml:space="preserve">Productivity can increase enormously without its benefit being automatically transformed into greater security or freedom. The same increase can become wages, profit, investment, lower prices, public service, shorter working hours or greater accumulation: there is no automatic distribution of technological progress. The question is therefore not whether technology is good or bad. It is who controls the benefit it produces and in what form that benefit returns to society.</w:t>
-      </w:r>
-    </w:p>
-    <w:p>
-      <w:pPr>
-        <w:pStyle w:val="normal1"/>
-        <w:spacing w:before="0" w:after="160"/>
-        <w:rPr/>
-      </w:pPr>
-      <w:r>
-        <w:rPr/>
-        <w:t xml:space="preserve">Capital continually seeks greater productivity, and technology makes it possible to produce more with less labour. But labour is also an essential component of the income that sustains demand. When a growing share of the value produced separates from the income distributed to labour, demand has to be sustained by other means: public spending, exports, redistribution, credit or financial expansion. Some of them may work, but they may also simply shift the problem forward in time.</w:t>
-      </w:r>
-    </w:p>
-    <w:p>
-      <w:pPr>
-        <w:pStyle w:val="normal1"/>
-        <w:spacing w:before="0" w:after="160"/>
-        <w:rPr/>
-      </w:pPr>
-      <w:r>
-        <w:rPr/>
-        <w:t xml:space="preserve">The home makes the contradiction evident. It is at once a fundamental need, an asset, an investment and financial collateral: for those who own capital it can represent security and wealth, for those who lack it, it can become a barrier to entry into stability. The system can ask the individual for greater efficiency while making the individual’s autonomy ever more dependent on variables the individual does not control.</w:t>
-      </w:r>
-    </w:p>
-    <w:p>
-      <w:pPr>
-        <w:pStyle w:val="normal1"/>
-        <w:spacing w:before="0" w:after="160"/>
-        <w:rPr/>
-      </w:pPr>
-      <w:r>
-        <w:rPr/>
-        <w:t xml:space="preserve">Inequality does not concern only the quantity of goods owned. Wealth allows one to wait, take risks, withstand crises, protect oneself and choose. Economic differences are not automatically unjust: they become more problematic when they turn into differences in the capacity to determine the future. The difference is not only how much you own. It is how much you can afford to decide, and how far you can modify the conditions within which others, too, have to live.</w:t>
-      </w:r>
-    </w:p>
-    <w:p>
-      <w:pPr>
-        <w:pStyle w:val="normal1"/>
-        <w:spacing w:before="0" w:after="160"/>
-        <w:rPr/>
-      </w:pPr>
-      <w:r>
-        <w:rPr/>
-        <w:t xml:space="preserve">Democracy formally grants citizens a political voice; the market, by contrast, distributes economic capacity according to property, income and capital. The two logics can coexist, but they come into tension when people perceive that they have little capacity to influence the decisions that concern their own lives. The decisive problem then emerges: who decides, who benefits, who pays and who can correct the decision? When these four positions grow too far apart, economic inequality also becomes a question of legitimacy.</w:t>
-      </w:r>
-    </w:p>
-    <w:p>
-      <w:pPr>
-        <w:pStyle w:val="normal1"/>
-        <w:spacing w:before="0" w:after="160"/>
-        <w:rPr/>
-      </w:pPr>
-      <w:r>
-        <w:rPr/>
-        <w:t xml:space="preserve">An economic decision can produce an immediate benefit and costs distributed over time or space: a firm can gain efficiency while a territory faces changes in employment, an investment can produce a return while others bear environmental costs. The point is not to assign individual blame automatically, but to recognise a structural problem: when the capacity to decide grows faster than the responsibility towards those who will suffer the consequences, the system produces an asymmetry of power. This is perhaps the deepest form of systemic injustice: living inside decisions that one did not help to make and that one does not have the capacity to correct.</w:t>
-      </w:r>
-    </w:p>
-    <w:p>
-      <w:pPr>
-        <w:pStyle w:val="normal1"/>
-        <w:spacing w:before="0" w:after="160"/>
-        <w:rPr/>
-      </w:pPr>
-      <w:r>
-        <w:rPr/>
-        <w:t xml:space="preserve">The individual is asked to get an education, keep up to date, be competitive, save, be flexible and prepare for change. But the individual does not determine housing prices, interest rates, the labour market, the cost of energy or technological evolution. The consequences are individualised while many of the causes are systemic. This does not eliminate personal responsibility. It does, however, impose a condition of justice: responsibility should be proportionate to the effective capacity to influence the causes.</w:t>
-      </w:r>
-    </w:p>
-    <w:p>
-      <w:pPr>
-        <w:pStyle w:val="normal1"/>
-        <w:spacing w:before="0" w:after="160"/>
-        <w:rPr/>
-      </w:pPr>
-      <w:r>
-        <w:rPr/>
-        <w:t xml:space="preserve">Millions of rational decisions can produce a result that no one chose. A person may decide to have fewer children because the cost of living is too high: it is an understandable choice. But if many people make the same choice, the population ages, the pressure on care and pension systems increases, and the next generation may find itself in even more difficult conditions. The same holds for the firm that cuts costs because it has to compete, for the worker who accepts worse conditions because they have to keep their income, for the consumer who seeks the lowest price. A system can transform individual rationality into collective irrationality. The problem is not only to correct people’s behaviour: it is to build institutions capable of coordinating individual interests towards collectively sustainable results.</w:t>
-      </w:r>
-    </w:p>
-    <w:p>
-      <w:pPr>
-        <w:pStyle w:val="normal1"/>
-        <w:spacing w:before="0" w:after="160"/>
-        <w:rPr/>
-      </w:pPr>
-      <w:r>
-        <w:rPr/>
-        <w:t xml:space="preserve">Debt makes it possible to bring forward future economic capacity. It is not negative in itself: it can finance investment, infrastructure and productive activities. It becomes problematic when a growing share of future income has to be used to sustain obligations already created, and the system depends more and more on its own future capacity to produce growth. Debt thus becomes not only a financial instrument, but a relationship with the future.</w:t>
-      </w:r>
-    </w:p>
-    <w:p>
-      <w:pPr>
-        <w:pStyle w:val="normal1"/>
-        <w:spacing w:before="0" w:after="160"/>
-        <w:rPr/>
-      </w:pPr>
-      <w:r>
-        <w:rPr/>
-        <w:t xml:space="preserve">Modern growth has been sustained by industrialisation, population increase, energy consumption, new markets and the exploitation of resources. Today many of these margins are harder to widen: the population is ageing, infrastructure has to be maintained, the climate generates new costs and material resources remain finite. The fundamental question changes: not how much we can produce, but how much we can produce without consuming the conditions of future production.</w:t>
-      </w:r>
-    </w:p>
-    <w:p>
-      <w:pPr>
-        <w:pStyle w:val="normal1"/>
-        <w:spacing w:before="0" w:after="160"/>
-        <w:rPr/>
-      </w:pPr>
-      <w:r>
-        <w:rPr/>
-        <w:t xml:space="preserve">An economy does not use financial capital alone. It also uses natural resources, health, time, infrastructure, trust, human capital and social capital. If it consumes them faster than it manages to replenish them, it can increase production in the short term while reducing its own future capacity: environmental degradation uses future ecological capacity, precarisation consumes human capital, low cohesion consumes social capital. The present can be financed by transferring costs onto the future. And the question becomes: who benefits today and who bears the cost tomorrow?</w:t>
+        <w:t xml:space="preserve">The contemporary world can be described through data on growth, productivity, debt, poverty, resources and climate. But a person does not experience GDP: a person experiences the possibility of working, having a home, receiving care, studying, having relationships, having time and imagining a future. The central question therefore becomes the relationship between what the system produces and what it concretely allows people to live. The problem of the present is not necessarily that the system produces too little. It could be, on the contrary, that it produces enormously without proportionately transforming this wealth into security, freedom, time and capacity to choose.</w:t>
+      </w:r>
+    </w:p>
+    <w:p>
+      <w:pPr>
+        <w:pStyle w:val="normal1"/>
+        <w:spacing w:before="0" w:after="160"/>
+        <w:rPr/>
+      </w:pPr>
+      <w:r>
+        <w:rPr/>
+        <w:t xml:space="preserve">From the individual’s point of view, the economy is a concrete chain: time, work, income, home, consumption, savings, health, relationships, security, future. It is through this chain that the great phenomena are perceived: growth becomes the cost of housing, monetary policy the cost of credit, demographic transformation caring for one’s parents or the difficulty of having children, climate change the cost of food. This is why a society can be richer overall and leave many individuals with a growing difficulty in building autonomy.</w:t>
+      </w:r>
+    </w:p>
+    <w:p>
+      <w:pPr>
+        <w:pStyle w:val="normal1"/>
+        <w:spacing w:before="0" w:after="160"/>
+        <w:rPr/>
+      </w:pPr>
+      <w:r>
+        <w:rPr/>
+        <w:t xml:space="preserve">Modern capitalism has built part of its legitimacy around an implicit promise: those who work, educate themselves, save and take on responsibility should be able to improve their condition progressively. The individual is asked to get an education, keep up to date, be competitive, save and be flexible. But the individual does not determine housing prices, interest rates, the labour market or the cost of energy. The consequences are individualised while many of the causes are systemic. It is the first contradiction: one can be responsible for one’s own choices without really being master of the conditions within which those choices produce their effects. This does not eliminate personal responsibility. It does, however, impose a condition of justice: responsibility should be proportionate to the effective capacity to influence the causes.</w:t>
+      </w:r>
+    </w:p>
+    <w:p>
+      <w:pPr>
+        <w:pStyle w:val="normal1"/>
+        <w:spacing w:before="0" w:after="160"/>
+        <w:rPr/>
+      </w:pPr>
+      <w:r>
+        <w:rPr/>
+        <w:t xml:space="preserve">Productivity can increase enormously without its benefit being automatically transformed into greater security or freedom. The same increase can become wages, profit, investment, lower prices, public service, shorter working hours or greater accumulation: there is no automatic distribution of technological progress. And when a growing share of the value produced separates from the income distributed to labour, demand has to be sustained by other means, from public spending to credit, which may also simply shift the problem forward in time. The question is not whether technology is good or bad. It is who controls the benefit it produces and in what form that benefit returns to society.</w:t>
+      </w:r>
+    </w:p>
+    <w:p>
+      <w:pPr>
+        <w:pStyle w:val="normal1"/>
+        <w:spacing w:before="0" w:after="160"/>
+        <w:rPr/>
+      </w:pPr>
+      <w:r>
+        <w:rPr/>
+        <w:t xml:space="preserve">The home makes the contradiction evident. It is at once a fundamental need, an asset, an investment and financial collateral: for those who own capital it can represent security and wealth, for those who lack it, it can become a barrier to entry into stability. Inequality, in fact, does not concern only the quantity of goods owned. Wealth allows one to wait, take risks, withstand crises, protect oneself and choose. The difference is not only how much you own. It is how much you can afford to decide, and how far you can modify the conditions within which others, too, have to live.</w:t>
+      </w:r>
+    </w:p>
+    <w:p>
+      <w:pPr>
+        <w:pStyle w:val="normal1"/>
+        <w:spacing w:before="0" w:after="160"/>
+        <w:rPr/>
+      </w:pPr>
+      <w:r>
+        <w:rPr/>
+        <w:t xml:space="preserve">Democracy formally grants citizens a political voice; the market, by contrast, distributes economic capacity according to property, income and capital. The two logics come into tension when an economic decision produces an immediate benefit for some and costs distributed over others: a firm gains efficiency while a territory faces changes in employment, an investment produces a return while others bear environmental costs. The decisive problem then emerges: who decides, who benefits, who pays and who can correct the decision? When these four positions grow too far apart, economic inequality also becomes a question of legitimacy. This is perhaps the deepest form of systemic injustice: living inside decisions that one did not help to make and that one does not have the capacity to correct.</w:t>
+      </w:r>
+    </w:p>
+    <w:p>
+      <w:pPr>
+        <w:pStyle w:val="normal1"/>
+        <w:spacing w:before="0" w:after="160"/>
+        <w:rPr/>
+      </w:pPr>
+      <w:r>
+        <w:rPr/>
+        <w:t xml:space="preserve">Millions of rational decisions can produce a result that no one chose. A person may decide to have fewer children because the cost of living is too high: it is an understandable choice. But if many people make the same choice, the population ages, the pressure on care and pension systems increases, and the next generation may find itself in even more difficult conditions. A system can transform individual rationality into collective irrationality. The problem is not only to correct people’s behaviour: it is to build institutions capable of coordinating individual interests towards collectively sustainable results.</w:t>
+      </w:r>
+    </w:p>
+    <w:p>
+      <w:pPr>
+        <w:pStyle w:val="normal1"/>
+        <w:spacing w:before="0" w:after="160"/>
+        <w:rPr/>
+      </w:pPr>
+      <w:r>
+        <w:rPr/>
+        <w:t xml:space="preserve">The present can be financed by transferring costs onto the future. Debt makes it possible to bring forward future economic capacity: it is not negative in itself, but it becomes problematic when a growing share of future income has to be used to sustain obligations already created. The same happens outside finance. An economy also uses natural resources, health, time, infrastructure, trust, human capital and social capital: if it consumes them faster than it manages to replenish them, it can increase production in the short term while reducing its own future capacity. The fundamental question changes: not how much we can produce, but how much we can produce without consuming the conditions of future production.</w:t>
       </w:r>
     </w:p>
     <w:p>
@@ -286,18 +220,7 @@
       </w:pPr>
       <w:r>
         <w:rPr/>
-        <w:t xml:space="preserve">At this point it is not enough to ask how much the system produces. One must ask how it distributes what it produces, how much control the individual really has over their own life, how legitimate it is to transfer costs to future generations, and why the increase in productivity should necessarily translate into greater production and not also into more human time. Data can describe these conditions; they cannot establish by themselves what is just. My interpretation is that a system becomes progressively fragile when it demands responsibility from individuals without guaranteeing them a proportionate capacity to influence the fundamental conditions of their own existence.</w:t>
-      </w:r>
-    </w:p>
-    <w:p>
-      <w:pPr>
-        <w:pStyle w:val="normal1"/>
-        <w:spacing w:before="0" w:after="160"/>
-        <w:rPr/>
-      </w:pPr>
-      <w:r>
-        <w:rPr/>
-        <w:t xml:space="preserve">If these contradictions were only occasional errors, it would be sufficient to correct them. But if they derive from the very way in which property, labour, production and power are organised, redistribution alone cannot be the definitive answer: income can be redistributed without changing the ownership of the means of production, workers can be protected while labour is kept as a commodity, pollution can be taxed without changing the criterion that makes it profitable to produce. Redistribution acts on the result; systemic change must act on the conditions that produce it. It means production that starts from real need and not from price, necessary labour that becomes contribution, fundamental goods held in common custody, a market that remains an instrument, power that is a temporary function and not a position, technology that helps to decide but does not decide, progress measured by sufficiency. And it starts from the individual: no one must be deprived of necessary goods because they do not own enough.</w:t>
+        <w:t xml:space="preserve">If these contradictions were only occasional errors, it would be sufficient to correct them. But if they derive from the very way in which property, labour, production and power are organised, redistribution alone cannot be the definitive answer. Redistribution acts on the result; systemic change must act on the conditions that produce it. It means production that starts from real need and not from price, necessary labour that becomes contribution, fundamental goods held in common custody, a market that remains an instrument, power that is a temporary function and not a position, technology that helps to decide but does not decide, progress measured by sufficiency. And it starts from the individual: no one must be deprived of necessary goods because they do not own enough.</w:t>
       </w:r>
     </w:p>
     <w:p>
@@ -319,18 +242,7 @@
       </w:pPr>
       <w:r>
         <w:rPr/>
-        <w:t xml:space="preserve">There does not exist today a complete, verified and universally applicable alternative system. There are partial experiences, from cooperatives to commons, from universal services to open technologies, but none of them constitutes on its own a complete answer. This is why the alternative must be built, and it is here that the Constitution of the Circles takes on its meaning: not as a perfect model nor as a dogma, but as the first concrete architecture of an alternative that does not yet fully exist. It is a matter of building a system in which individual and collectivity cease to be opposed because the freedom of the one becomes materially possible through the responsibility of the other.</w:t>
-      </w:r>
-    </w:p>
-    <w:p>
-      <w:pPr>
-        <w:pStyle w:val="normal1"/>
-        <w:spacing w:before="0" w:after="160"/>
-        <w:rPr/>
-      </w:pPr>
-      <w:r>
-        <w:rPr/>
-        <w:t xml:space="preserve">The alternative cannot be considered finished even once it has been written. It will have to be tested, it will have to fail at certain points, it will have to be corrected, because the greatest risk would be to replace a system that claims to be inevitable with another that claims to be perfect. We do not yet know what the society to come will be in its definitive form. But we do know which contradictions we can no longer ignore.</w:t>
+        <w:t xml:space="preserve">There does not exist today a complete, verified and universally applicable alternative system. This is why the alternative must be built, and it is here that the Constitution of the Circles takes on its meaning: not as a perfect model nor as a dogma, but as the first concrete architecture of an alternative that does not yet fully exist. It will have to be tested, it will have to fail at certain points, it will have to be corrected, because the greatest risk would be to replace a system that claims to be inevitable with another that claims to be perfect. We do not yet know what the society to come will be in its definitive form. But we do know which contradictions we can no longer ignore.</w:t>
       </w:r>
     </w:p>
     <w:p>
